--- a/src/content/bios/Beyen-JW 2018.docx
+++ b/src/content/bios/Beyen-JW 2018.docx
@@ -7371,7 +7371,7 @@
             <w:u w:val="none"/>
             <w:lang w:val="en-GB"/>
           </w:rPr>
-          <w:t>http://pubdocs.worldbank.org/en/ 856771404936459144/wbg-archives-1651313.pdf</w:t>
+          <w:t>http://pubdocs.worldbank.org/en/856771404936459144/wbg-archives-1651313.pdf</w:t>
         </w:r>
       </w:hyperlink>
       <w:r>
@@ -9784,7 +9784,7 @@
             <w:u w:val="none"/>
             <w:lang w:val="en-GB"/>
           </w:rPr>
-          <w:t>https://europa.eu/european-union/sites/europaeu/files/docs/ body/johan_willem_beyen_en.pdf</w:t>
+          <w:t>https://europa.eu/european-union/sites/europaeu/files/docs/body/johan_willem_beyen_en.pdf</w:t>
         </w:r>
       </w:hyperlink>
       <w:r>
